--- a/images/blogs/24-04-26/📝 Wholesale vs Retail – Which is More Affordable in Pakistan.docx
+++ b/images/blogs/24-04-26/📝 Wholesale vs Retail – Which is More Affordable in Pakistan.docx
@@ -4,6 +4,45 @@
   <w:body>
     <w:p>
       <w:pPr>
+        <w:spacing w:before="100" w:beforeAutospacing="1" w:after="100" w:afterAutospacing="1" w:line="240" w:lineRule="auto"/>
+        <w:rPr>
+          <w:rFonts w:ascii="Times New Roman" w:eastAsia="Times New Roman" w:hAnsi="Times New Roman" w:cs="Times New Roman"/>
+          <w:sz w:val="24"/>
+          <w:szCs w:val="24"/>
+        </w:rPr>
+      </w:pPr>
+      <w:r>
+        <w:rPr>
+          <w:rFonts w:ascii="Times New Roman" w:eastAsia="Times New Roman" w:hAnsi="Times New Roman" w:cs="Times New Roman"/>
+          <w:b/>
+          <w:bCs/>
+          <w:sz w:val="24"/>
+          <w:szCs w:val="24"/>
+        </w:rPr>
+        <w:t>Short Description:</w:t>
+      </w:r>
+      <w:r>
+        <w:rPr>
+          <w:rFonts w:ascii="Times New Roman" w:eastAsia="Times New Roman" w:hAnsi="Times New Roman" w:cs="Times New Roman"/>
+          <w:sz w:val="24"/>
+          <w:szCs w:val="24"/>
+        </w:rPr>
+        <w:br/>
+        <w:t>This blog compares wholesale and retail shopping in Pakistan, explaining how wholesale buying offers lower prices for bulk items while retail provides convenience for daily needs. It suggests a balanced approach—buying essentials in bulk and fresh items in small quantities—to save money and manage household budgets effectively.</w:t>
+      </w:r>
+    </w:p>
+    <w:p>
+      <w:pPr>
+        <w:pStyle w:val="Heading1"/>
+        <w:rPr>
+          <w:rFonts w:ascii="Segoe UI Symbol" w:hAnsi="Segoe UI Symbol" w:cs="Segoe UI Symbol"/>
+        </w:rPr>
+      </w:pPr>
+      <w:bookmarkStart w:id="0" w:name="_GoBack"/>
+      <w:bookmarkEnd w:id="0"/>
+    </w:p>
+    <w:p>
+      <w:pPr>
         <w:pStyle w:val="Heading1"/>
       </w:pPr>
       <w:r>
@@ -13,15 +52,7 @@
         <w:t>📝</w:t>
       </w:r>
       <w:r>
-        <w:t xml:space="preserve"> Blog: </w:t>
-      </w:r>
-      <w:bookmarkStart w:id="0" w:name="_GoBack"/>
-      <w:r>
-        <w:t>Wholesale vs Retail – Which is More Affordable in Pakistan</w:t>
-      </w:r>
-      <w:bookmarkEnd w:id="0"/>
-      <w:r>
-        <w:t>?</w:t>
+        <w:t xml:space="preserve"> Blog: Wholesale vs Retail – Which is More Affordable in Pakistan?</w:t>
       </w:r>
     </w:p>
     <w:p>
